--- a/downloads/intro-transcript-outro/31_T11.docx
+++ b/downloads/intro-transcript-outro/31_T11.docx
@@ -47,107 +47,107 @@
     </w:p>
     <w:p>
       <w:r>
-        <w:t xml:space="preserve">00:00:13  MurielCette expérience était très enrichissante, très enthousiasmante.</w:t>
-      </w:r>
-    </w:p>
-    <w:p>
-      <w:r>
-        <w:t xml:space="preserve">00:00:18  MurielIl y a plusieurs leçons à tirer si je devais conseiller des personnes qui hésitent encore à se lancer.</w:t>
-      </w:r>
-    </w:p>
-    <w:p>
-      <w:r>
-        <w:t xml:space="preserve">00:00:28  MurielJe crois qu'il ne faut pas hésiter à y aller.</w:t>
-      </w:r>
-    </w:p>
-    <w:p>
-      <w:r>
-        <w:t xml:space="preserve">00:00:31  MurielCet enthousiasme, c'est valorisant pour soi.</w:t>
-      </w:r>
-    </w:p>
-    <w:p>
-      <w:r>
-        <w:t xml:space="preserve">00:00:36  MurielC'est valorisant pour le monde sociétal.</w:t>
-      </w:r>
-    </w:p>
-    <w:p>
-      <w:r>
-        <w:t xml:space="preserve">00:00:39  MurielSouvent, les gens me disent «Ah, mais pendant 30 ans, on n'a rien compris à ce que tu as fait dans le laboratoire.» Et là, je vois que maintenant, je goûte un nouveau complément nutritionnel oral qui a le goût de fraise, qui est riche en protéines et en probiotiques.</w:t>
-      </w:r>
-    </w:p>
-    <w:p>
-      <w:r>
-        <w:t xml:space="preserve">00:00:55  MurielAh, ça servait à ça.</w:t>
-      </w:r>
-    </w:p>
-    <w:p>
-      <w:r>
-        <w:t xml:space="preserve">00:00:57  MurielC'est un fabuleux intégrateur social.</w:t>
-      </w:r>
-    </w:p>
-    <w:p>
-      <w:r>
-        <w:t xml:space="preserve">00:01:00  LoïcAujourd'hui, je participe au comité scientifique de l'entreprise.</w:t>
-      </w:r>
-    </w:p>
-    <w:p>
-      <w:r>
-        <w:t xml:space="preserve">00:01:05  LoïcTout en gardant mes fonctions d'enseignant-chercheur.</w:t>
-      </w:r>
-    </w:p>
-    <w:p>
-      <w:r>
-        <w:t xml:space="preserve">00:01:09  LoïcDonc je fais très très attention à tout ce qui est ce qui incombe à ma fonction d'enseignant chercheur du monde académique, à être impartial, à garder cette neutralité, mais avec une vision quand même qui permet d'avoir un véritable apport.</w:t>
-      </w:r>
-    </w:p>
-    <w:p>
-      <w:r>
-        <w:t xml:space="preserve">00:01:28  LoïcDonc je peux faire occuper ces deux fonctions-là sans forcément avoir de pénalité dans mon activité académique pleine.</w:t>
-      </w:r>
-    </w:p>
-    <w:p>
-      <w:r>
-        <w:t xml:space="preserve">00:01:38  Jean JacquesLorsque l'on se lance dans une activité d'entreprenariat, on a plusieurs retours.</w:t>
-      </w:r>
-    </w:p>
-    <w:p>
-      <w:r>
-        <w:t xml:space="preserve">00:01:45  Jean JacquesIl y en a un qui est extrêmement important pour un scientifique, c'est de voir une application concrète de ce qu'il a fait pendant 35 ans.</w:t>
-      </w:r>
-    </w:p>
-    <w:p>
-      <w:r>
-        <w:t xml:space="preserve">00:01:55  Jean JacquesVoir que ce que l'on a fait se transforme en un produit qui va avoir un impact sur le développement des solutions des maladies auto-immunes ou des cancers, c'est extrêmement satisfaisant.</w:t>
-      </w:r>
-    </w:p>
-    <w:p>
-      <w:r>
-        <w:t xml:space="preserve">00:02:07  Jean JacquesL'innovation que nous avons développée aujourd'hui, elle s'est traduite par un prototype d'appareil.</w:t>
-      </w:r>
-    </w:p>
-    <w:p>
-      <w:r>
-        <w:t xml:space="preserve">00:02:14  Jean JacquesOn parle de MVP dans le jargon entrepreneurial, donc de Minimum Viable Product.</w:t>
-      </w:r>
-    </w:p>
-    <w:p>
-      <w:r>
-        <w:t xml:space="preserve">00:02:20  Jean JacquesCe n'est pas encore un produit commercial stabilisé et fiable.</w:t>
-      </w:r>
-    </w:p>
-    <w:p>
-      <w:r>
-        <w:t xml:space="preserve">00:02:24  Jean JacquesEt on l'a déjà vendu à deux entreprises.</w:t>
-      </w:r>
-    </w:p>
-    <w:p>
-      <w:r>
-        <w:t xml:space="preserve">00:02:27  Jean JacquesEt donc là, on voit les conséquences concrètes.</w:t>
-      </w:r>
-    </w:p>
-    <w:p>
-      <w:r>
-        <w:t xml:space="preserve">00:02:30  Jean JacquesC'est l'une des rares solutions alternatives aux antibiotiques, ce qui est aujourd'hui un problème majeur compte tenu des résistances aux antibiotiques qui apparaissent de plus en plus.</w:t>
+        <w:t xml:space="preserve">00:00:13 Muriel Cette expérience était très enrichissante, très enthousiasmante.</w:t>
+      </w:r>
+    </w:p>
+    <w:p>
+      <w:r>
+        <w:t xml:space="preserve">00:00:18 Muriel Il y a plusieurs leçons à tirer si je devais conseiller des personnes qui hésitent encore à se lancer.</w:t>
+      </w:r>
+    </w:p>
+    <w:p>
+      <w:r>
+        <w:t xml:space="preserve">00:00:28 Muriel Je crois qu'il ne faut pas hésiter à y aller.</w:t>
+      </w:r>
+    </w:p>
+    <w:p>
+      <w:r>
+        <w:t xml:space="preserve">00:00:31 Muriel Cet enthousiasme, c'est valorisant pour soi.</w:t>
+      </w:r>
+    </w:p>
+    <w:p>
+      <w:r>
+        <w:t xml:space="preserve">00:00:36 Muriel C'est valorisant pour le monde sociétal.</w:t>
+      </w:r>
+    </w:p>
+    <w:p>
+      <w:r>
+        <w:t xml:space="preserve">00:00:39 Muriel Souvent, les gens me disent «Ah, mais pendant 30 ans, on n'a rien compris à ce que tu as fait dans le laboratoire.» Et là, je vois que maintenant, je goûte un nouveau complément nutritionnel oral qui a le goût de fraise, qui est riche en protéines et en probiotiques.</w:t>
+      </w:r>
+    </w:p>
+    <w:p>
+      <w:r>
+        <w:t xml:space="preserve">00:00:55 Muriel Ah, ça servait à ça.</w:t>
+      </w:r>
+    </w:p>
+    <w:p>
+      <w:r>
+        <w:t xml:space="preserve">00:00:57 Muriel C'est un fabuleux intégrateur social.</w:t>
+      </w:r>
+    </w:p>
+    <w:p>
+      <w:r>
+        <w:t xml:space="preserve">00:01:00 Loïc Aujourd'hui, je participe au comité scientifique de l'entreprise.</w:t>
+      </w:r>
+    </w:p>
+    <w:p>
+      <w:r>
+        <w:t xml:space="preserve">00:01:05 Loïc Tout en gardant mes fonctions d'enseignant-chercheur.</w:t>
+      </w:r>
+    </w:p>
+    <w:p>
+      <w:r>
+        <w:t xml:space="preserve">00:01:09 Loïc Donc je fais très très attention à tout ce qui est ce qui incombe à ma fonction d'enseignant chercheur du monde académique, à être impartial, à garder cette neutralité, mais avec une vision quand même qui permet d'avoir un véritable apport.</w:t>
+      </w:r>
+    </w:p>
+    <w:p>
+      <w:r>
+        <w:t xml:space="preserve">00:01:28 Loïc Donc je peux faire occuper ces deux fonctions-là sans forcément avoir de pénalité dans mon activité académique pleine.</w:t>
+      </w:r>
+    </w:p>
+    <w:p>
+      <w:r>
+        <w:t xml:space="preserve">00:01:38 Jean Jacques Lorsque l'on se lance dans une activité d'entreprenariat, on a plusieurs retours.</w:t>
+      </w:r>
+    </w:p>
+    <w:p>
+      <w:r>
+        <w:t xml:space="preserve">00:01:45 Jean Jacques Il y en a un qui est extrêmement important pour un scientifique, c'est de voir une application concrète de ce qu'il a fait pendant 35 ans.</w:t>
+      </w:r>
+    </w:p>
+    <w:p>
+      <w:r>
+        <w:t xml:space="preserve">00:01:55 Jean Jacques Voir que ce que l'on a fait se transforme en un produit qui va avoir un impact sur le développement des solutions des maladies auto-immunes ou des cancers, c'est extrêmement satisfaisant.</w:t>
+      </w:r>
+    </w:p>
+    <w:p>
+      <w:r>
+        <w:t xml:space="preserve">00:02:07 Jean Jacques L'innovation que nous avons développée aujourd'hui, elle s'est traduite par un prototype d'appareil.</w:t>
+      </w:r>
+    </w:p>
+    <w:p>
+      <w:r>
+        <w:t xml:space="preserve">00:02:14 Jean Jacques On parle de MVP dans le jargon entrepreneurial, donc de Minimum Viable Product.</w:t>
+      </w:r>
+    </w:p>
+    <w:p>
+      <w:r>
+        <w:t xml:space="preserve">00:02:20 Jean Jacques Ce n'est pas encore un produit commercial stabilisé et fiable.</w:t>
+      </w:r>
+    </w:p>
+    <w:p>
+      <w:r>
+        <w:t xml:space="preserve">00:02:24 Jean Jacques Et on l'a déjà vendu à deux entreprises.</w:t>
+      </w:r>
+    </w:p>
+    <w:p>
+      <w:r>
+        <w:t xml:space="preserve">00:02:27 Jean Jacques Et donc là, on voit les conséquences concrètes.</w:t>
+      </w:r>
+    </w:p>
+    <w:p>
+      <w:r>
+        <w:t xml:space="preserve">00:02:30 Jean Jacques C'est l'une des rares solutions alternatives aux antibiotiques, ce qui est aujourd'hui un problème majeur compte tenu des résistances aux antibiotiques qui apparaissent de plus en plus.</w:t>
       </w:r>
     </w:p>
     <w:p>

--- a/downloads/intro-transcript-outro/31_T11.docx
+++ b/downloads/intro-transcript-outro/31_T11.docx
@@ -34,7 +34,15 @@
         <w:rPr>
           <w:color w:val="2EAF7D"/>
         </w:rPr>
-        <w:t xml:space="preserve">Évolution du métier de chercheur : comment concilier laboratoire et engagement dans un projet d’innovation, sans tout quitter.</w:t>
+        <w:t xml:space="preserve">Vous avez l’équipe, le contrat, le financement. Reste une question que les témoignages portent depuis T1 : que devient le métier de chercheur ?</w:t>
+      </w:r>
+    </w:p>
+    <w:p>
+      <w:r>
+        <w:rPr>
+          <w:color w:val="2EAF7D"/>
+        </w:rPr>
+        <w:t xml:space="preserve">Écoutez comment ils concilient le laboratoire et l’engagement dans un projet d’innovation — sans en faire, forcément, une reconversion.</w:t>
       </w:r>
     </w:p>
     <w:p>
@@ -166,7 +174,23 @@
         <w:rPr>
           <w:color w:val="F48C2E"/>
         </w:rPr>
-        <w:t xml:space="preserve">Deux experts : concilier recherche et engagement, puis innover comme apprentissage — TRL, pivot, MVP.</w:t>
+        <w:t xml:space="preserve">Deux experts pour situer ce que vous venez d’entendre.</w:t>
+      </w:r>
+    </w:p>
+    <w:p>
+      <w:r>
+        <w:rPr>
+          <w:color w:val="F48C2E"/>
+        </w:rPr>
+        <w:t xml:space="preserve">Pascal : ce n’est pas une reconversion, c’est enrichir le métier — calendriers, statut, rôle scientifique, à discuter tôt.</w:t>
+      </w:r>
+    </w:p>
+    <w:p>
+      <w:r>
+        <w:rPr>
+          <w:color w:val="F48C2E"/>
+        </w:rPr>
+        <w:t xml:space="preserve">Bernard : innover s’apprend. TRL, pivot, MVP — des mots que vous avez déjà croisés, pour dire où l’on est et ce qu’il reste à prouver.</w:t>
       </w:r>
     </w:p>
     <w:sectPr>

--- a/downloads/intro-transcript-outro/31_T11.docx
+++ b/downloads/intro-transcript-outro/31_T11.docx
@@ -24,7 +24,7 @@
       </w:pPr>
       <w:r>
         <w:rPr>
-          <w:color w:val="2EAF7D"/>
+          <w:color w:val="00AE69"/>
         </w:rPr>
         <w:t xml:space="preserve">Intro</w:t>
       </w:r>
@@ -32,7 +32,7 @@
     <w:p>
       <w:r>
         <w:rPr>
-          <w:color w:val="2EAF7D"/>
+          <w:color w:val="00AE69"/>
         </w:rPr>
         <w:t xml:space="preserve">Vous avez l’équipe, le contrat, le financement. Reste une question que les témoignages portent depuis T1 : que devient le métier de chercheur ?</w:t>
       </w:r>
@@ -40,7 +40,7 @@
     <w:p>
       <w:r>
         <w:rPr>
-          <w:color w:val="2EAF7D"/>
+          <w:color w:val="00AE69"/>
         </w:rPr>
         <w:t xml:space="preserve">Écoutez comment ils concilient le laboratoire et l’engagement dans un projet d’innovation — sans en faire, forcément, une reconversion.</w:t>
       </w:r>
@@ -164,7 +164,7 @@
       </w:pPr>
       <w:r>
         <w:rPr>
-          <w:color w:val="F48C2E"/>
+          <w:color w:val="F0821A"/>
         </w:rPr>
         <w:t xml:space="preserve">Outro</w:t>
       </w:r>
@@ -172,7 +172,7 @@
     <w:p>
       <w:r>
         <w:rPr>
-          <w:color w:val="F48C2E"/>
+          <w:color w:val="F0821A"/>
         </w:rPr>
         <w:t xml:space="preserve">Deux experts pour situer ce que vous venez d’entendre.</w:t>
       </w:r>
@@ -180,7 +180,7 @@
     <w:p>
       <w:r>
         <w:rPr>
-          <w:color w:val="F48C2E"/>
+          <w:color w:val="F0821A"/>
         </w:rPr>
         <w:t xml:space="preserve">Pascal : ce n’est pas une reconversion, c’est enrichir le métier — calendriers, statut, rôle scientifique, à discuter tôt.</w:t>
       </w:r>
@@ -188,7 +188,7 @@
     <w:p>
       <w:r>
         <w:rPr>
-          <w:color w:val="F48C2E"/>
+          <w:color w:val="F0821A"/>
         </w:rPr>
         <w:t xml:space="preserve">Bernard : innover s’apprend. TRL, pivot, MVP — des mots que vous avez déjà croisés, pour dire où l’on est et ce qu’il reste à prouver.</w:t>
       </w:r>
@@ -223,7 +223,7 @@
       <w:b/>
       <w:sz w:val="36"/>
       <w:szCs w:val="36"/>
-      <w:color w:val="580F45"/>
+      <w:color w:val="63003C"/>
     </w:rPr>
   </w:style>
   <w:style w:type="paragraph" w:styleId="Heading2">
@@ -239,7 +239,7 @@
       <w:b/>
       <w:sz w:val="26"/>
       <w:szCs w:val="26"/>
-      <w:color w:val="F48C2E"/>
+      <w:color w:val="F0821A"/>
     </w:rPr>
   </w:style>
 </w:styles>

--- a/downloads/intro-transcript-outro/31_T11.docx
+++ b/downloads/intro-transcript-outro/31_T11.docx
@@ -34,7 +34,7 @@
         <w:rPr>
           <w:color w:val="00AE69"/>
         </w:rPr>
-        <w:t xml:space="preserve">Vous avez l’équipe, le contrat, le financement. Reste une question que les témoignages portent depuis T1 : que devient le métier de chercheur ?</w:t>
+        <w:t xml:space="preserve">Vous avez l’équipe, le contrat, le langage. Reste une question que les témoignages portent depuis T1 : que devient le métier de chercheur ?</w:t>
       </w:r>
     </w:p>
     <w:p>
@@ -182,15 +182,15 @@
         <w:rPr>
           <w:color w:val="F0821A"/>
         </w:rPr>
-        <w:t xml:space="preserve">Pascal : ce n’est pas une reconversion, c’est enrichir le métier — calendriers, statut, rôle scientifique, à discuter tôt.</w:t>
-      </w:r>
-    </w:p>
-    <w:p>
-      <w:r>
-        <w:rPr>
-          <w:color w:val="F0821A"/>
-        </w:rPr>
-        <w:t xml:space="preserve">Bernard : innover s’apprend. TRL, pivot, MVP — des mots que vous avez déjà croisés, pour dire où l’on est et ce qu’il reste à prouver.</w:t>
+        <w:t xml:space="preserve">Pascal : la posture entrepreneuriale s’apprend.</w:t>
+      </w:r>
+    </w:p>
+    <w:p>
+      <w:r>
+        <w:rPr>
+          <w:color w:val="F0821A"/>
+        </w:rPr>
+        <w:t xml:space="preserve">Bernard : concilier recherche et engagement — gouvernance, impartialité, évolution du métier.</w:t>
       </w:r>
     </w:p>
     <w:sectPr>
